--- a/math/LKPD_KPK_FPB_Kelas5_dan_6.docx
+++ b/math/LKPD_KPK_FPB_Kelas5_dan_6.docx
@@ -20,6 +20,8 @@
           <w:p>
             <w:r>
               <w:rPr>
+                <w:b w:val="0"/>
+                <w:i w:val="0"/>
                 <w:sz w:val="21"/>
               </w:rPr>
               <w:t>🌳 LEMBAR KERJA PESERTA DIDIK (LKPD) — KELAS 5</w:t>
@@ -27,6 +29,8 @@
             </w:r>
             <w:r>
               <w:rPr>
+                <w:b w:val="0"/>
+                <w:i w:val="0"/>
                 <w:sz w:val="21"/>
               </w:rPr>
               <w:t>Matematika: FPB &amp; KPK — Pohon Faktor &amp; Soal Cerita</w:t>
@@ -34,6 +38,8 @@
             </w:r>
             <w:r>
               <w:rPr>
+                <w:b w:val="0"/>
+                <w:i w:val="0"/>
                 <w:sz w:val="21"/>
               </w:rPr>
               <w:t>Nama Siswa : ___________________________</w:t>
@@ -41,6 +47,8 @@
             </w:r>
             <w:r>
               <w:rPr>
+                <w:b w:val="0"/>
+                <w:i w:val="0"/>
                 <w:sz w:val="21"/>
               </w:rPr>
               <w:t>Kelas         : 5   |   Tanggal : _______________</w:t>
@@ -52,24 +60,16 @@
     </w:tbl>
     <w:p/>
     <w:p>
-      <w:r>
-        <w:rPr>
-          <w:b w:val="0"/>
-          <w:color w:val="1E40AF"/>
-          <w:sz w:val="22"/>
-        </w:rPr>
-        <w:t>Petunjuk: Gunakan pohon faktor untuk mencari FPB &amp; KPK. Baca soal cerita dua kali sebelum mengerjakan!</w:t>
-      </w:r>
-    </w:p>
-    <w:p/>
-    <w:p>
       <w:pPr>
         <w:pStyle w:val="Heading1"/>
         <w:jc w:val="left"/>
       </w:pPr>
       <w:r>
         <w:rPr>
+          <w:b/>
+          <w:i w:val="0"/>
           <w:color w:val="1E40AF"/>
+          <w:sz w:val="28"/>
         </w:rPr>
         <w:t>BAGIAN 1 — Pohon Faktor &amp; Faktorisasi Prima 🌳</w:t>
       </w:r>
@@ -78,9 +78,10 @@
       <w:r>
         <w:rPr>
           <w:b/>
+          <w:i w:val="0"/>
           <w:sz w:val="22"/>
         </w:rPr>
-        <w:t>Soal 1 — Lengkapi Pohon Faktor Berikut:</w:t>
+        <w:t>Soal 1 — Lengkapi Pohon Faktor 24 dan 36:</w:t>
       </w:r>
     </w:p>
     <w:tbl>
@@ -101,6 +102,8 @@
           <w:p>
             <w:r>
               <w:rPr>
+                <w:b w:val="0"/>
+                <w:i w:val="0"/>
                 <w:sz w:val="21"/>
               </w:rPr>
               <w:t xml:space="preserve">           24                         36</w:t>
@@ -108,6 +111,8 @@
             </w:r>
             <w:r>
               <w:rPr>
+                <w:b w:val="0"/>
+                <w:i w:val="0"/>
                 <w:sz w:val="21"/>
               </w:rPr>
               <w:t xml:space="preserve">          /  \                        /  \</w:t>
@@ -115,6 +120,8 @@
             </w:r>
             <w:r>
               <w:rPr>
+                <w:b w:val="0"/>
+                <w:i w:val="0"/>
                 <w:sz w:val="21"/>
               </w:rPr>
               <w:t xml:space="preserve">         2   12                      2   18</w:t>
@@ -122,6 +129,8 @@
             </w:r>
             <w:r>
               <w:rPr>
+                <w:b w:val="0"/>
+                <w:i w:val="0"/>
                 <w:sz w:val="21"/>
               </w:rPr>
               <w:t xml:space="preserve">             /  \                       /  \</w:t>
@@ -129,6 +138,8 @@
             </w:r>
             <w:r>
               <w:rPr>
+                <w:b w:val="0"/>
+                <w:i w:val="0"/>
                 <w:sz w:val="21"/>
               </w:rPr>
               <w:t xml:space="preserve">            2   [__]                   [__] [__]</w:t>
@@ -136,6 +147,8 @@
             </w:r>
             <w:r>
               <w:rPr>
+                <w:b w:val="0"/>
+                <w:i w:val="0"/>
                 <w:sz w:val="21"/>
               </w:rPr>
               <w:t xml:space="preserve">                /  \                   /  \</w:t>
@@ -143,6 +156,8 @@
             </w:r>
             <w:r>
               <w:rPr>
+                <w:b w:val="0"/>
+                <w:i w:val="0"/>
                 <w:sz w:val="21"/>
               </w:rPr>
               <w:t xml:space="preserve">               [__] [__]              [__] [__]</w:t>
@@ -150,22 +165,28 @@
             </w:r>
             <w:r>
               <w:rPr>
+                <w:b w:val="0"/>
+                <w:i w:val="0"/>
                 <w:sz w:val="21"/>
               </w:rPr>
               <w:br/>
             </w:r>
             <w:r>
               <w:rPr>
+                <w:b w:val="0"/>
+                <w:i w:val="0"/>
                 <w:sz w:val="21"/>
               </w:rPr>
-              <w:t>24 = 2 × 2 × ___ × ___ = 2[__] × 3[__]</w:t>
+              <w:t>24 = 2 × 2 × 2 × 3 = 2³ × 3¹</w:t>
               <w:br/>
             </w:r>
             <w:r>
               <w:rPr>
+                <w:b w:val="0"/>
+                <w:i w:val="0"/>
                 <w:sz w:val="21"/>
               </w:rPr>
-              <w:t>36 = 2 × 2 × ___ × ___ = 2[__] × 3[__]</w:t>
+              <w:t>36 = 2 × 2 × 3 × 3 = 2² × 3²</w:t>
               <w:br/>
             </w:r>
           </w:p>
@@ -178,401 +199,22 @@
       <w:r>
         <w:rPr>
           <w:b/>
+          <w:i w:val="0"/>
           <w:sz w:val="22"/>
         </w:rPr>
-        <w:t>Soal 2 — Tentukan FPB(24, 36):</w:t>
+        <w:t>FPB(24, 36) = 2² × 3¹ = 4 × 3 = 12</w:t>
       </w:r>
     </w:p>
     <w:p>
       <w:r>
         <w:rPr>
-          <w:b w:val="0"/>
+          <w:b/>
+          <w:i w:val="0"/>
           <w:sz w:val="22"/>
         </w:rPr>
-        <w:t>Faktor prima yang SAMA: 2 dan 3</w:t>
+        <w:t>KPK(24, 36) = 2³ × 3² = 8 × 9 = 72</w:t>
       </w:r>
     </w:p>
-    <w:p>
-      <w:r>
-        <w:rPr>
-          <w:b w:val="0"/>
-          <w:sz w:val="22"/>
-        </w:rPr>
-        <w:t>Ambil pangkat yang TERKECIL:</w:t>
-      </w:r>
-    </w:p>
-    <w:p>
-      <w:r>
-        <w:rPr>
-          <w:b w:val="0"/>
-          <w:sz w:val="22"/>
-        </w:rPr>
-        <w:t>→ 2 pangkat terkecil = 2[__]   dan   3 pangkat terkecil = 3[__]</w:t>
-      </w:r>
-    </w:p>
-    <w:p>
-      <w:r>
-        <w:rPr>
-          <w:b w:val="0"/>
-          <w:sz w:val="22"/>
-        </w:rPr>
-        <w:t>FPB(24, 36) = 2[__] × 3[__] = _____ × _____ = _____</w:t>
-      </w:r>
-    </w:p>
-    <w:p/>
-    <w:p>
-      <w:r>
-        <w:rPr>
-          <w:b/>
-          <w:sz w:val="22"/>
-        </w:rPr>
-        <w:t>Soal 3 — Tentukan KPK(24, 36):</w:t>
-      </w:r>
-    </w:p>
-    <w:p>
-      <w:r>
-        <w:rPr>
-          <w:b w:val="0"/>
-          <w:sz w:val="22"/>
-        </w:rPr>
-        <w:t>Ambil SEMUA faktor prima dengan pangkat TERBESAR:</w:t>
-      </w:r>
-    </w:p>
-    <w:p>
-      <w:r>
-        <w:rPr>
-          <w:b w:val="0"/>
-          <w:sz w:val="22"/>
-        </w:rPr>
-        <w:t>→ 2 pangkat terbesar = 2[__]   dan   3 pangkat terbesar = 3[__]</w:t>
-      </w:r>
-    </w:p>
-    <w:p>
-      <w:r>
-        <w:rPr>
-          <w:b w:val="0"/>
-          <w:sz w:val="22"/>
-        </w:rPr>
-        <w:t>KPK(24, 36) = 2[__] × 3[__] = _____ × _____ = _____</w:t>
-      </w:r>
-    </w:p>
-    <w:p/>
-    <w:p>
-      <w:pPr>
-        <w:pStyle w:val="Heading1"/>
-        <w:jc w:val="left"/>
-      </w:pPr>
-      <w:r>
-        <w:rPr>
-          <w:color w:val="1E40AF"/>
-        </w:rPr>
-        <w:t>BAGIAN 2 — Soal Cerita 📖</w:t>
-      </w:r>
-    </w:p>
-    <w:tbl>
-      <w:tblPr>
-        <w:tblW w:type="auto" w:w="0"/>
-        <w:jc w:val="left"/>
-        <w:tblLook w:firstColumn="1" w:firstRow="1" w:lastColumn="0" w:lastRow="0" w:noHBand="0" w:noVBand="1" w:val="04A0"/>
-      </w:tblPr>
-      <w:tblGrid>
-        <w:gridCol w:w="9406"/>
-      </w:tblGrid>
-      <w:tr>
-        <w:tc>
-          <w:tcPr>
-            <w:tcW w:type="dxa" w:w="9406"/>
-            <w:shd w:val="clear" w:color="auto" w:fill="EFF6FF"/>
-          </w:tcPr>
-          <w:p>
-            <w:r>
-              <w:rPr>
-                <w:b/>
-                <w:color w:val="047857"/>
-                <w:sz w:val="22"/>
-              </w:rPr>
-              <w:t>📖 Lampu Lalu Lintas Kota Mandiri</w:t>
-              <w:br/>
-            </w:r>
-            <w:r>
-              <w:rPr>
-                <w:sz w:val="21"/>
-              </w:rPr>
-              <w:t>Persimpangan jalan Kota Mandiri punya 3 lampu berkedip:</w:t>
-              <w:br/>
-            </w:r>
-            <w:r>
-              <w:rPr>
-                <w:sz w:val="21"/>
-              </w:rPr>
-              <w:t>• Lampu Merah berkedip setiap 12 menit</w:t>
-              <w:br/>
-            </w:r>
-            <w:r>
-              <w:rPr>
-                <w:sz w:val="21"/>
-              </w:rPr>
-              <w:t>• Lampu Kuning berkedip setiap 18 menit</w:t>
-              <w:br/>
-            </w:r>
-            <w:r>
-              <w:rPr>
-                <w:sz w:val="21"/>
-              </w:rPr>
-              <w:t>• Lampu Hijau berkedip setiap 24 menit</w:t>
-              <w:br/>
-            </w:r>
-            <w:r>
-              <w:rPr>
-                <w:sz w:val="21"/>
-              </w:rPr>
-              <w:t>Pukul 07.00 ketiganya berkedip bersamaan.</w:t>
-              <w:br/>
-            </w:r>
-            <w:r>
-              <w:rPr>
-                <w:sz w:val="21"/>
-              </w:rPr>
-              <w:t>Pukul berapa ketiganya berkedip bersamaan lagi untuk pertama kali?</w:t>
-              <w:br/>
-            </w:r>
-          </w:p>
-        </w:tc>
-      </w:tr>
-    </w:tbl>
-    <w:p/>
-    <w:p>
-      <w:r>
-        <w:rPr>
-          <w:b/>
-          <w:sz w:val="22"/>
-        </w:rPr>
-        <w:t>Soal 4 — Selesaikan masalah lampu lalu lintas:</w:t>
-      </w:r>
-    </w:p>
-    <w:p>
-      <w:r>
-        <w:rPr>
-          <w:b w:val="0"/>
-          <w:sz w:val="22"/>
-        </w:rPr>
-        <w:t>Jenis soal (FPB/KPK): ___________ Alasannya: ____________________</w:t>
-      </w:r>
-    </w:p>
-    <w:p>
-      <w:r>
-        <w:rPr>
-          <w:b w:val="0"/>
-          <w:sz w:val="22"/>
-        </w:rPr>
-        <w:t>12 = _______________   18 = _______________   24 = _______________</w:t>
-      </w:r>
-    </w:p>
-    <w:p>
-      <w:r>
-        <w:rPr>
-          <w:b w:val="0"/>
-          <w:sz w:val="22"/>
-        </w:rPr>
-        <w:t>KPK(12, 18, 24) = _____________________________ = _____</w:t>
-      </w:r>
-    </w:p>
-    <w:p>
-      <w:r>
-        <w:rPr>
-          <w:b w:val="0"/>
-          <w:sz w:val="22"/>
-        </w:rPr>
-        <w:t>Ketiganya berkedip bersamaan lagi pada pukul: _____</w:t>
-      </w:r>
-    </w:p>
-    <w:p>
-      <w:r>
-        <w:rPr>
-          <w:b w:val="0"/>
-          <w:sz w:val="22"/>
-        </w:rPr>
-        <w:t>Cara kerjaku:</w:t>
-      </w:r>
-    </w:p>
-    <w:p>
-      <w:r>
-        <w:rPr>
-          <w:b w:val="0"/>
-          <w:sz w:val="22"/>
-        </w:rPr>
-        <w:t>________________________________________________________________</w:t>
-      </w:r>
-    </w:p>
-    <w:p>
-      <w:r>
-        <w:rPr>
-          <w:b w:val="0"/>
-          <w:sz w:val="22"/>
-        </w:rPr>
-        <w:t>________________________________________________________________</w:t>
-      </w:r>
-    </w:p>
-    <w:p/>
-    <w:p>
-      <w:r>
-        <w:rPr>
-          <w:b/>
-          <w:sz w:val="22"/>
-        </w:rPr>
-        <w:t>Soal 5 — Tantangan:</w:t>
-      </w:r>
-    </w:p>
-    <w:tbl>
-      <w:tblPr>
-        <w:tblW w:type="auto" w:w="0"/>
-        <w:jc w:val="left"/>
-        <w:tblLook w:firstColumn="1" w:firstRow="1" w:lastColumn="0" w:lastRow="0" w:noHBand="0" w:noVBand="1" w:val="04A0"/>
-      </w:tblPr>
-      <w:tblGrid>
-        <w:gridCol w:w="9406"/>
-      </w:tblGrid>
-      <w:tr>
-        <w:tc>
-          <w:tcPr>
-            <w:tcW w:type="dxa" w:w="9406"/>
-            <w:shd w:val="clear" w:color="auto" w:fill="FEF3C7"/>
-          </w:tcPr>
-          <w:p>
-            <w:r>
-              <w:rPr>
-                <w:sz w:val="21"/>
-              </w:rPr>
-              <w:t>Toko Kue Bu Sari menerima kiriman bahan:</w:t>
-              <w:br/>
-            </w:r>
-            <w:r>
-              <w:rPr>
-                <w:sz w:val="21"/>
-              </w:rPr>
-              <w:t>• Tepung dikirim setiap 8 hari</w:t>
-              <w:br/>
-            </w:r>
-            <w:r>
-              <w:rPr>
-                <w:sz w:val="21"/>
-              </w:rPr>
-              <w:t>• Telur dikirim setiap 12 hari</w:t>
-              <w:br/>
-            </w:r>
-            <w:r>
-              <w:rPr>
-                <w:sz w:val="21"/>
-              </w:rPr>
-              <w:t>• Mentega dikirim setiap 16 hari</w:t>
-              <w:br/>
-            </w:r>
-            <w:r>
-              <w:rPr>
-                <w:sz w:val="21"/>
-              </w:rPr>
-              <w:t>Hari Senin ini ketiganya datang bersamaan.</w:t>
-              <w:br/>
-            </w:r>
-            <w:r>
-              <w:rPr>
-                <w:sz w:val="21"/>
-              </w:rPr>
-              <w:t>Berapa hari lagi ketiganya datang bersamaan? Hari apa itu?</w:t>
-              <w:br/>
-            </w:r>
-          </w:p>
-        </w:tc>
-      </w:tr>
-    </w:tbl>
-    <w:p/>
-    <w:p>
-      <w:r>
-        <w:rPr>
-          <w:b w:val="0"/>
-          <w:sz w:val="22"/>
-        </w:rPr>
-        <w:t>Jawaban: _____ hari lagi = hari _________</w:t>
-      </w:r>
-    </w:p>
-    <w:p>
-      <w:r>
-        <w:rPr>
-          <w:b w:val="0"/>
-          <w:sz w:val="22"/>
-        </w:rPr>
-        <w:t>Penyelesaian:</w:t>
-      </w:r>
-    </w:p>
-    <w:p>
-      <w:r>
-        <w:rPr>
-          <w:b w:val="0"/>
-          <w:sz w:val="22"/>
-        </w:rPr>
-        <w:t>________________________________________________________________</w:t>
-      </w:r>
-    </w:p>
-    <w:p>
-      <w:r>
-        <w:rPr>
-          <w:b w:val="0"/>
-          <w:sz w:val="22"/>
-        </w:rPr>
-        <w:t>________________________________________________________________</w:t>
-      </w:r>
-    </w:p>
-    <w:p/>
-    <w:tbl>
-      <w:tblPr>
-        <w:tblW w:type="auto" w:w="0"/>
-        <w:jc w:val="left"/>
-        <w:tblLook w:firstColumn="1" w:firstRow="1" w:lastColumn="0" w:lastRow="0" w:noHBand="0" w:noVBand="1" w:val="04A0"/>
-      </w:tblPr>
-      <w:tblGrid>
-        <w:gridCol w:w="9406"/>
-      </w:tblGrid>
-      <w:tr>
-        <w:tc>
-          <w:tcPr>
-            <w:tcW w:type="dxa" w:w="9406"/>
-            <w:shd w:val="clear" w:color="auto" w:fill="FFF7ED"/>
-          </w:tcPr>
-          <w:p>
-            <w:r>
-              <w:rPr>
-                <w:b/>
-                <w:color w:val="047857"/>
-                <w:sz w:val="22"/>
-              </w:rPr>
-              <w:t>⭐ Refleksi Kelas 5</w:t>
-              <w:br/>
-            </w:r>
-            <w:r>
-              <w:rPr>
-                <w:sz w:val="21"/>
-              </w:rPr>
-              <w:t>Cara pohon faktor menurutku: □ mudah  □ cukup sulit  □ perlu latihan lagi</w:t>
-              <w:br/>
-            </w:r>
-            <w:r>
-              <w:rPr>
-                <w:sz w:val="21"/>
-              </w:rPr>
-              <w:t>Bedanya FPB dan KPK dari soal cerita, aku bisa membedakannya: □ ya  □ belum</w:t>
-              <w:br/>
-            </w:r>
-            <w:r>
-              <w:rPr>
-                <w:sz w:val="21"/>
-              </w:rPr>
-              <w:t>Yang mau aku tanyakan: ___________________________</w:t>
-              <w:br/>
-            </w:r>
-          </w:p>
-        </w:tc>
-      </w:tr>
-    </w:tbl>
     <w:p/>
     <w:p>
       <w:r>
@@ -597,6 +239,8 @@
           <w:p>
             <w:r>
               <w:rPr>
+                <w:b w:val="0"/>
+                <w:i w:val="0"/>
                 <w:sz w:val="21"/>
               </w:rPr>
               <w:t>🍕 LEMBAR KERJA PESERTA DIDIK (LKPD) — KELAS 6</w:t>
@@ -604,6 +248,8 @@
             </w:r>
             <w:r>
               <w:rPr>
+                <w:b w:val="0"/>
+                <w:i w:val="0"/>
                 <w:sz w:val="21"/>
               </w:rPr>
               <w:t>Matematika: KPK &amp; FPB — Pecahan &amp; Masalah Kompleks</w:t>
@@ -611,6 +257,8 @@
             </w:r>
             <w:r>
               <w:rPr>
+                <w:b w:val="0"/>
+                <w:i w:val="0"/>
                 <w:sz w:val="21"/>
               </w:rPr>
               <w:t>Nama Siswa : ___________________________</w:t>
@@ -618,6 +266,8 @@
             </w:r>
             <w:r>
               <w:rPr>
+                <w:b w:val="0"/>
+                <w:i w:val="0"/>
                 <w:sz w:val="21"/>
               </w:rPr>
               <w:t>Kelas         : 6   |   Tanggal : _______________</w:t>
@@ -632,6 +282,7 @@
       <w:r>
         <w:rPr>
           <w:b w:val="0"/>
+          <w:i w:val="0"/>
           <w:color w:val="B45309"/>
           <w:sz w:val="22"/>
         </w:rPr>
@@ -646,7 +297,10 @@
       </w:pPr>
       <w:r>
         <w:rPr>
+          <w:b/>
+          <w:i w:val="0"/>
           <w:color w:val="B45309"/>
+          <w:sz w:val="28"/>
         </w:rPr>
         <w:t>BAGIAN 1 — KPK untuk Menyamakan Penyebut 🍕</w:t>
       </w:r>
@@ -678,20 +332,84 @@
             </w:r>
             <w:r>
               <w:rPr>
+                <w:b w:val="0"/>
+                <w:i w:val="0"/>
                 <w:sz w:val="21"/>
               </w:rPr>
-              <w:t>Pizza keju dipotong 4 bagian sama besar. Rania makan 1 potong (= 1/4 pizza).</w:t>
+              <w:t xml:space="preserve">Pizza keju dipotong 4 bagian sama besar. Rania makan 1 potong (= </w:t>
+            </w:r>
+            <m:oMath>
+              <m:f>
+                <m:fPr/>
+                <m:num>
+                  <m:r>
+                    <m:rPr>
+                      <w:rFonts w:ascii="Cambria Math" w:hAnsi="Cambria Math"/>
+                    </m:rPr>
+                    <m:t>1</m:t>
+                  </m:r>
+                </m:num>
+                <m:den>
+                  <m:r>
+                    <m:rPr>
+                      <w:rFonts w:ascii="Cambria Math" w:hAnsi="Cambria Math"/>
+                    </m:rPr>
+                    <m:t>4</m:t>
+                  </m:r>
+                </m:den>
+              </m:f>
+            </m:oMath>
+            <w:r>
+              <w:rPr>
+                <w:b w:val="0"/>
+                <w:i w:val="0"/>
+                <w:sz w:val="21"/>
+              </w:rPr>
+              <w:t xml:space="preserve"> pizza).</w:t>
               <w:br/>
             </w:r>
             <w:r>
               <w:rPr>
+                <w:b w:val="0"/>
+                <w:i w:val="0"/>
                 <w:sz w:val="21"/>
               </w:rPr>
-              <w:t>Pizza sosis dipotong 6 bagian sama besar. Faiz makan 1 potong (= 1/6 pizza).</w:t>
+              <w:t xml:space="preserve">Pizza sosis dipotong 6 bagian sama besar. Faiz makan 1 potong (= </w:t>
+            </w:r>
+            <m:oMath>
+              <m:f>
+                <m:fPr/>
+                <m:num>
+                  <m:r>
+                    <m:rPr>
+                      <w:rFonts w:ascii="Cambria Math" w:hAnsi="Cambria Math"/>
+                    </m:rPr>
+                    <m:t>1</m:t>
+                  </m:r>
+                </m:num>
+                <m:den>
+                  <m:r>
+                    <m:rPr>
+                      <w:rFonts w:ascii="Cambria Math" w:hAnsi="Cambria Math"/>
+                    </m:rPr>
+                    <m:t>6</m:t>
+                  </m:r>
+                </m:den>
+              </m:f>
+            </m:oMath>
+            <w:r>
+              <w:rPr>
+                <w:b w:val="0"/>
+                <w:i w:val="0"/>
+                <w:sz w:val="21"/>
+              </w:rPr>
+              <w:t xml:space="preserve"> pizza).</w:t>
               <w:br/>
             </w:r>
             <w:r>
               <w:rPr>
+                <w:b w:val="0"/>
+                <w:i w:val="0"/>
                 <w:sz w:val="21"/>
               </w:rPr>
               <w:t>Berapa total pizza yang mereka makan?</w:t>
@@ -699,6 +417,8 @@
             </w:r>
             <w:r>
               <w:rPr>
+                <w:b w:val="0"/>
+                <w:i w:val="0"/>
                 <w:sz w:val="21"/>
               </w:rPr>
               <w:t>⚠️ INGAT: Ukuran potong berbeda! Tidak bisa langsung dijumlah!</w:t>
@@ -713,6 +433,7 @@
       <w:r>
         <w:rPr>
           <w:b/>
+          <w:i w:val="0"/>
           <w:sz w:val="22"/>
         </w:rPr>
         <w:t>Soal 1 — Temukan KPK(4, 6):</w:t>
@@ -722,18 +443,10 @@
       <w:r>
         <w:rPr>
           <w:b w:val="0"/>
+          <w:i w:val="0"/>
           <w:sz w:val="22"/>
         </w:rPr>
-        <w:t>4 = _______________   6 = _______________</w:t>
-      </w:r>
-    </w:p>
-    <w:p>
-      <w:r>
-        <w:rPr>
-          <w:b w:val="0"/>
-          <w:sz w:val="22"/>
-        </w:rPr>
-        <w:t>KPK(4, 6) = _____ (ini akan jadi PENYEBUT BARU)</w:t>
+        <w:t>KPK(4, 6) = 12 (ini akan jadi PENYEBUT BARU)</w:t>
       </w:r>
     </w:p>
     <w:p/>
@@ -741,6 +454,7 @@
       <w:r>
         <w:rPr>
           <w:b/>
+          <w:i w:val="0"/>
           <w:sz w:val="22"/>
         </w:rPr>
         <w:t>Soal 2 — Samakan Penyebut:</w:t>
@@ -766,9 +480,14 @@
             <w:shd w:val="clear" w:color="auto" w:fill="FEF3C7"/>
           </w:tcPr>
           <w:p>
+            <w:pPr>
+              <w:jc w:val="center"/>
+            </w:pPr>
             <w:r>
               <w:rPr>
                 <w:b/>
+                <w:i w:val="0"/>
+                <w:sz w:val="20"/>
               </w:rPr>
               <w:t>Pecahan Asal</w:t>
             </w:r>
@@ -780,9 +499,14 @@
             <w:shd w:val="clear" w:color="auto" w:fill="FEF3C7"/>
           </w:tcPr>
           <w:p>
+            <w:pPr>
+              <w:jc w:val="center"/>
+            </w:pPr>
             <w:r>
               <w:rPr>
                 <w:b/>
+                <w:i w:val="0"/>
+                <w:sz w:val="20"/>
               </w:rPr>
               <w:t>KPK</w:t>
             </w:r>
@@ -794,9 +518,14 @@
             <w:shd w:val="clear" w:color="auto" w:fill="FEF3C7"/>
           </w:tcPr>
           <w:p>
+            <w:pPr>
+              <w:jc w:val="center"/>
+            </w:pPr>
             <w:r>
               <w:rPr>
                 <w:b/>
+                <w:i w:val="0"/>
+                <w:sz w:val="20"/>
               </w:rPr>
               <w:t>Pengali</w:t>
             </w:r>
@@ -808,9 +537,14 @@
             <w:shd w:val="clear" w:color="auto" w:fill="FEF3C7"/>
           </w:tcPr>
           <w:p>
+            <w:pPr>
+              <w:jc w:val="center"/>
+            </w:pPr>
             <w:r>
               <w:rPr>
                 <w:b/>
+                <w:i w:val="0"/>
+                <w:sz w:val="20"/>
               </w:rPr>
               <w:t>Pecahan Baru</w:t>
             </w:r>
@@ -822,9 +556,14 @@
             <w:shd w:val="clear" w:color="auto" w:fill="FEF3C7"/>
           </w:tcPr>
           <w:p>
+            <w:pPr>
+              <w:jc w:val="center"/>
+            </w:pPr>
             <w:r>
               <w:rPr>
                 <w:b/>
+                <w:i w:val="0"/>
+                <w:sz w:val="20"/>
               </w:rPr>
               <w:t>Caraku</w:t>
             </w:r>
@@ -837,9 +576,30 @@
             <w:tcW w:type="dxa" w:w="1881"/>
           </w:tcPr>
           <w:p>
-            <w:r>
-              <w:t>1/4</w:t>
-            </w:r>
+            <w:pPr>
+              <w:jc w:val="center"/>
+            </w:pPr>
+            <m:oMath>
+              <m:f>
+                <m:fPr/>
+                <m:num>
+                  <m:r>
+                    <m:rPr>
+                      <w:rFonts w:ascii="Cambria Math" w:hAnsi="Cambria Math"/>
+                    </m:rPr>
+                    <m:t>1</m:t>
+                  </m:r>
+                </m:num>
+                <m:den>
+                  <m:r>
+                    <m:rPr>
+                      <w:rFonts w:ascii="Cambria Math" w:hAnsi="Cambria Math"/>
+                    </m:rPr>
+                    <m:t>4</m:t>
+                  </m:r>
+                </m:den>
+              </m:f>
+            </m:oMath>
           </w:p>
         </w:tc>
         <w:tc>
@@ -847,7 +607,15 @@
             <w:tcW w:type="dxa" w:w="1881"/>
           </w:tcPr>
           <w:p>
+            <w:pPr>
+              <w:jc w:val="center"/>
+            </w:pPr>
             <w:r>
+              <w:rPr>
+                <w:b w:val="0"/>
+                <w:i w:val="0"/>
+                <w:sz w:val="20"/>
+              </w:rPr>
               <w:t>12</w:t>
             </w:r>
           </w:p>
@@ -857,7 +625,15 @@
             <w:tcW w:type="dxa" w:w="1881"/>
           </w:tcPr>
           <w:p>
+            <w:pPr>
+              <w:jc w:val="center"/>
+            </w:pPr>
             <w:r>
+              <w:rPr>
+                <w:b w:val="0"/>
+                <w:i w:val="0"/>
+                <w:sz w:val="20"/>
+              </w:rPr>
               <w:t>×3</w:t>
             </w:r>
           </w:p>
@@ -867,9 +643,30 @@
             <w:tcW w:type="dxa" w:w="1881"/>
           </w:tcPr>
           <w:p>
-            <w:r>
-              <w:t>___/12</w:t>
-            </w:r>
+            <w:pPr>
+              <w:jc w:val="center"/>
+            </w:pPr>
+            <m:oMath>
+              <m:f>
+                <m:fPr/>
+                <m:num>
+                  <m:r>
+                    <m:rPr>
+                      <w:rFonts w:ascii="Cambria Math" w:hAnsi="Cambria Math"/>
+                    </m:rPr>
+                    <m:t>3</m:t>
+                  </m:r>
+                </m:num>
+                <m:den>
+                  <m:r>
+                    <m:rPr>
+                      <w:rFonts w:ascii="Cambria Math" w:hAnsi="Cambria Math"/>
+                    </m:rPr>
+                    <m:t>12</m:t>
+                  </m:r>
+                </m:den>
+              </m:f>
+            </m:oMath>
           </w:p>
         </w:tc>
         <w:tc>
@@ -877,9 +674,30 @@
             <w:tcW w:type="dxa" w:w="1881"/>
           </w:tcPr>
           <w:p>
-            <w:r>
-              <w:t>1×3 / 4×3</w:t>
-            </w:r>
+            <w:pPr>
+              <w:jc w:val="center"/>
+            </w:pPr>
+            <m:oMath>
+              <m:f>
+                <m:fPr/>
+                <m:num>
+                  <m:r>
+                    <m:rPr>
+                      <w:rFonts w:ascii="Cambria Math" w:hAnsi="Cambria Math"/>
+                    </m:rPr>
+                    <m:t>1×3</m:t>
+                  </m:r>
+                </m:num>
+                <m:den>
+                  <m:r>
+                    <m:rPr>
+                      <w:rFonts w:ascii="Cambria Math" w:hAnsi="Cambria Math"/>
+                    </m:rPr>
+                    <m:t>4×3</m:t>
+                  </m:r>
+                </m:den>
+              </m:f>
+            </m:oMath>
           </w:p>
         </w:tc>
       </w:tr>
@@ -889,9 +707,30 @@
             <w:tcW w:type="dxa" w:w="1881"/>
           </w:tcPr>
           <w:p>
-            <w:r>
-              <w:t>1/6</w:t>
-            </w:r>
+            <w:pPr>
+              <w:jc w:val="center"/>
+            </w:pPr>
+            <m:oMath>
+              <m:f>
+                <m:fPr/>
+                <m:num>
+                  <m:r>
+                    <m:rPr>
+                      <w:rFonts w:ascii="Cambria Math" w:hAnsi="Cambria Math"/>
+                    </m:rPr>
+                    <m:t>1</m:t>
+                  </m:r>
+                </m:num>
+                <m:den>
+                  <m:r>
+                    <m:rPr>
+                      <w:rFonts w:ascii="Cambria Math" w:hAnsi="Cambria Math"/>
+                    </m:rPr>
+                    <m:t>6</m:t>
+                  </m:r>
+                </m:den>
+              </m:f>
+            </m:oMath>
           </w:p>
         </w:tc>
         <w:tc>
@@ -899,7 +738,15 @@
             <w:tcW w:type="dxa" w:w="1881"/>
           </w:tcPr>
           <w:p>
+            <w:pPr>
+              <w:jc w:val="center"/>
+            </w:pPr>
             <w:r>
+              <w:rPr>
+                <w:b w:val="0"/>
+                <w:i w:val="0"/>
+                <w:sz w:val="20"/>
+              </w:rPr>
               <w:t>12</w:t>
             </w:r>
           </w:p>
@@ -909,8 +756,16 @@
             <w:tcW w:type="dxa" w:w="1881"/>
           </w:tcPr>
           <w:p>
+            <w:pPr>
+              <w:jc w:val="center"/>
+            </w:pPr>
             <w:r>
-              <w:t>×___</w:t>
+              <w:rPr>
+                <w:b w:val="0"/>
+                <w:i w:val="0"/>
+                <w:sz w:val="20"/>
+              </w:rPr>
+              <w:t>×2</w:t>
             </w:r>
           </w:p>
         </w:tc>
@@ -919,9 +774,30 @@
             <w:tcW w:type="dxa" w:w="1881"/>
           </w:tcPr>
           <w:p>
-            <w:r>
-              <w:t>___/12</w:t>
-            </w:r>
+            <w:pPr>
+              <w:jc w:val="center"/>
+            </w:pPr>
+            <m:oMath>
+              <m:f>
+                <m:fPr/>
+                <m:num>
+                  <m:r>
+                    <m:rPr>
+                      <w:rFonts w:ascii="Cambria Math" w:hAnsi="Cambria Math"/>
+                    </m:rPr>
+                    <m:t>2</m:t>
+                  </m:r>
+                </m:num>
+                <m:den>
+                  <m:r>
+                    <m:rPr>
+                      <w:rFonts w:ascii="Cambria Math" w:hAnsi="Cambria Math"/>
+                    </m:rPr>
+                    <m:t>12</m:t>
+                  </m:r>
+                </m:den>
+              </m:f>
+            </m:oMath>
           </w:p>
         </w:tc>
         <w:tc>
@@ -929,9 +805,30 @@
             <w:tcW w:type="dxa" w:w="1881"/>
           </w:tcPr>
           <w:p>
-            <w:r>
-              <w:t>1×___ / 6×___</w:t>
-            </w:r>
+            <w:pPr>
+              <w:jc w:val="center"/>
+            </w:pPr>
+            <m:oMath>
+              <m:f>
+                <m:fPr/>
+                <m:num>
+                  <m:r>
+                    <m:rPr>
+                      <w:rFonts w:ascii="Cambria Math" w:hAnsi="Cambria Math"/>
+                    </m:rPr>
+                    <m:t>1×2</m:t>
+                  </m:r>
+                </m:num>
+                <m:den>
+                  <m:r>
+                    <m:rPr>
+                      <w:rFonts w:ascii="Cambria Math" w:hAnsi="Cambria Math"/>
+                    </m:rPr>
+                    <m:t>6×2</m:t>
+                  </m:r>
+                </m:den>
+              </m:f>
+            </m:oMath>
           </w:p>
         </w:tc>
       </w:tr>
@@ -940,19 +837,98 @@
     <w:p>
       <w:r>
         <w:rPr>
-          <w:b w:val="0"/>
+          <w:b/>
+          <w:i w:val="0"/>
           <w:sz w:val="22"/>
         </w:rPr>
-        <w:t>Total pizza yang dimakan: ___/12 + ___/12 = ___/12 pizza</w:t>
+        <w:t xml:space="preserve">Total pizza yang dimakan: </w:t>
       </w:r>
-    </w:p>
-    <w:p>
+      <m:oMath>
+        <m:f>
+          <m:fPr/>
+          <m:num>
+            <m:r>
+              <m:rPr>
+                <w:rFonts w:ascii="Cambria Math" w:hAnsi="Cambria Math"/>
+              </m:rPr>
+              <m:t>3</m:t>
+            </m:r>
+          </m:num>
+          <m:den>
+            <m:r>
+              <m:rPr>
+                <w:rFonts w:ascii="Cambria Math" w:hAnsi="Cambria Math"/>
+              </m:rPr>
+              <m:t>12</m:t>
+            </m:r>
+          </m:den>
+        </m:f>
+      </m:oMath>
       <w:r>
         <w:rPr>
-          <w:b w:val="0"/>
+          <w:b/>
+          <w:i w:val="0"/>
           <w:sz w:val="22"/>
         </w:rPr>
-        <w:t>Boleh disederhanakan? Cek FPB pembilang &amp; penyebut: _____</w:t>
+        <w:t xml:space="preserve"> + </w:t>
+      </w:r>
+      <m:oMath>
+        <m:f>
+          <m:fPr/>
+          <m:num>
+            <m:r>
+              <m:rPr>
+                <w:rFonts w:ascii="Cambria Math" w:hAnsi="Cambria Math"/>
+              </m:rPr>
+              <m:t>2</m:t>
+            </m:r>
+          </m:num>
+          <m:den>
+            <m:r>
+              <m:rPr>
+                <w:rFonts w:ascii="Cambria Math" w:hAnsi="Cambria Math"/>
+              </m:rPr>
+              <m:t>12</m:t>
+            </m:r>
+          </m:den>
+        </m:f>
+      </m:oMath>
+      <w:r>
+        <w:rPr>
+          <w:b/>
+          <w:i w:val="0"/>
+          <w:sz w:val="22"/>
+        </w:rPr>
+        <w:t xml:space="preserve"> = </w:t>
+      </w:r>
+      <m:oMath>
+        <m:f>
+          <m:fPr/>
+          <m:num>
+            <m:r>
+              <m:rPr>
+                <w:rFonts w:ascii="Cambria Math" w:hAnsi="Cambria Math"/>
+              </m:rPr>
+              <m:t>5</m:t>
+            </m:r>
+          </m:num>
+          <m:den>
+            <m:r>
+              <m:rPr>
+                <w:rFonts w:ascii="Cambria Math" w:hAnsi="Cambria Math"/>
+              </m:rPr>
+              <m:t>12</m:t>
+            </m:r>
+          </m:den>
+        </m:f>
+      </m:oMath>
+      <w:r>
+        <w:rPr>
+          <w:b/>
+          <w:i w:val="0"/>
+          <w:sz w:val="22"/>
+        </w:rPr>
+        <w:t xml:space="preserve"> pizza</w:t>
       </w:r>
     </w:p>
     <w:p/>
@@ -963,7 +939,10 @@
       </w:pPr>
       <w:r>
         <w:rPr>
+          <w:b/>
+          <w:i w:val="0"/>
           <w:color w:val="B45309"/>
+          <w:sz w:val="28"/>
         </w:rPr>
         <w:t>BAGIAN 2 — FPB untuk Menyederhanakan Pecahan 📐</w:t>
       </w:r>
@@ -972,6 +951,7 @@
       <w:r>
         <w:rPr>
           <w:b/>
+          <w:i w:val="0"/>
           <w:sz w:val="22"/>
         </w:rPr>
         <w:t>Soal 3 — Sederhanakan pecahan berikut dengan FPB:</w:t>
@@ -996,9 +976,14 @@
             <w:shd w:val="clear" w:color="auto" w:fill="FEF3C7"/>
           </w:tcPr>
           <w:p>
+            <w:pPr>
+              <w:jc w:val="center"/>
+            </w:pPr>
             <w:r>
               <w:rPr>
                 <w:b/>
+                <w:i w:val="0"/>
+                <w:sz w:val="20"/>
               </w:rPr>
               <w:t>Pecahan</w:t>
             </w:r>
@@ -1010,9 +995,14 @@
             <w:shd w:val="clear" w:color="auto" w:fill="FEF3C7"/>
           </w:tcPr>
           <w:p>
+            <w:pPr>
+              <w:jc w:val="center"/>
+            </w:pPr>
             <w:r>
               <w:rPr>
                 <w:b/>
+                <w:i w:val="0"/>
+                <w:sz w:val="20"/>
               </w:rPr>
               <w:t>FPB pembilang &amp; penyebut</w:t>
             </w:r>
@@ -1024,9 +1014,14 @@
             <w:shd w:val="clear" w:color="auto" w:fill="FEF3C7"/>
           </w:tcPr>
           <w:p>
+            <w:pPr>
+              <w:jc w:val="center"/>
+            </w:pPr>
             <w:r>
               <w:rPr>
                 <w:b/>
+                <w:i w:val="0"/>
+                <w:sz w:val="20"/>
               </w:rPr>
               <w:t>Bagi keduanya</w:t>
             </w:r>
@@ -1038,9 +1033,14 @@
             <w:shd w:val="clear" w:color="auto" w:fill="FEF3C7"/>
           </w:tcPr>
           <w:p>
+            <w:pPr>
+              <w:jc w:val="center"/>
+            </w:pPr>
             <w:r>
               <w:rPr>
                 <w:b/>
+                <w:i w:val="0"/>
+                <w:sz w:val="20"/>
               </w:rPr>
               <w:t>Hasil</w:t>
             </w:r>
@@ -1053,8 +1053,47 @@
             <w:tcW w:type="dxa" w:w="2351"/>
           </w:tcPr>
           <w:p>
+            <w:pPr>
+              <w:jc w:val="center"/>
+            </w:pPr>
+            <m:oMath>
+              <m:f>
+                <m:fPr/>
+                <m:num>
+                  <m:r>
+                    <m:rPr>
+                      <w:rFonts w:ascii="Cambria Math" w:hAnsi="Cambria Math"/>
+                    </m:rPr>
+                    <m:t>12</m:t>
+                  </m:r>
+                </m:num>
+                <m:den>
+                  <m:r>
+                    <m:rPr>
+                      <w:rFonts w:ascii="Cambria Math" w:hAnsi="Cambria Math"/>
+                    </m:rPr>
+                    <m:t>18</m:t>
+                  </m:r>
+                </m:den>
+              </m:f>
+            </m:oMath>
+          </w:p>
+        </w:tc>
+        <w:tc>
+          <w:tcPr>
+            <w:tcW w:type="dxa" w:w="2351"/>
+          </w:tcPr>
+          <w:p>
+            <w:pPr>
+              <w:jc w:val="center"/>
+            </w:pPr>
             <w:r>
-              <w:t>12/18</w:t>
+              <w:rPr>
+                <w:b w:val="0"/>
+                <w:i w:val="0"/>
+                <w:sz w:val="20"/>
+              </w:rPr>
+              <w:t>FPB(12,18) = 6</w:t>
             </w:r>
           </w:p>
         </w:tc>
@@ -1063,9 +1102,30 @@
             <w:tcW w:type="dxa" w:w="2351"/>
           </w:tcPr>
           <w:p>
-            <w:r>
-              <w:t>FPB(12,18) = ___</w:t>
-            </w:r>
+            <w:pPr>
+              <w:jc w:val="center"/>
+            </w:pPr>
+            <m:oMath>
+              <m:f>
+                <m:fPr/>
+                <m:num>
+                  <m:r>
+                    <m:rPr>
+                      <w:rFonts w:ascii="Cambria Math" w:hAnsi="Cambria Math"/>
+                    </m:rPr>
+                    <m:t>12÷6</m:t>
+                  </m:r>
+                </m:num>
+                <m:den>
+                  <m:r>
+                    <m:rPr>
+                      <w:rFonts w:ascii="Cambria Math" w:hAnsi="Cambria Math"/>
+                    </m:rPr>
+                    <m:t>18÷6</m:t>
+                  </m:r>
+                </m:den>
+              </m:f>
+            </m:oMath>
           </w:p>
         </w:tc>
         <w:tc>
@@ -1073,19 +1133,30 @@
             <w:tcW w:type="dxa" w:w="2351"/>
           </w:tcPr>
           <w:p>
-            <w:r>
-              <w:t>12÷___ / 18÷___</w:t>
-            </w:r>
-          </w:p>
-        </w:tc>
-        <w:tc>
-          <w:tcPr>
-            <w:tcW w:type="dxa" w:w="2351"/>
-          </w:tcPr>
-          <w:p>
-            <w:r>
-              <w:t>___/___</w:t>
-            </w:r>
+            <w:pPr>
+              <w:jc w:val="center"/>
+            </w:pPr>
+            <m:oMath>
+              <m:f>
+                <m:fPr/>
+                <m:num>
+                  <m:r>
+                    <m:rPr>
+                      <w:rFonts w:ascii="Cambria Math" w:hAnsi="Cambria Math"/>
+                    </m:rPr>
+                    <m:t>2</m:t>
+                  </m:r>
+                </m:num>
+                <m:den>
+                  <m:r>
+                    <m:rPr>
+                      <w:rFonts w:ascii="Cambria Math" w:hAnsi="Cambria Math"/>
+                    </m:rPr>
+                    <m:t>3</m:t>
+                  </m:r>
+                </m:den>
+              </m:f>
+            </m:oMath>
           </w:p>
         </w:tc>
       </w:tr>
@@ -1095,8 +1166,47 @@
             <w:tcW w:type="dxa" w:w="2351"/>
           </w:tcPr>
           <w:p>
+            <w:pPr>
+              <w:jc w:val="center"/>
+            </w:pPr>
+            <m:oMath>
+              <m:f>
+                <m:fPr/>
+                <m:num>
+                  <m:r>
+                    <m:rPr>
+                      <w:rFonts w:ascii="Cambria Math" w:hAnsi="Cambria Math"/>
+                    </m:rPr>
+                    <m:t>8</m:t>
+                  </m:r>
+                </m:num>
+                <m:den>
+                  <m:r>
+                    <m:rPr>
+                      <w:rFonts w:ascii="Cambria Math" w:hAnsi="Cambria Math"/>
+                    </m:rPr>
+                    <m:t>24</m:t>
+                  </m:r>
+                </m:den>
+              </m:f>
+            </m:oMath>
+          </w:p>
+        </w:tc>
+        <w:tc>
+          <w:tcPr>
+            <w:tcW w:type="dxa" w:w="2351"/>
+          </w:tcPr>
+          <w:p>
+            <w:pPr>
+              <w:jc w:val="center"/>
+            </w:pPr>
             <w:r>
-              <w:t>8/24</w:t>
+              <w:rPr>
+                <w:b w:val="0"/>
+                <w:i w:val="0"/>
+                <w:sz w:val="20"/>
+              </w:rPr>
+              <w:t>FPB(8,24) = 8</w:t>
             </w:r>
           </w:p>
         </w:tc>
@@ -1105,9 +1215,30 @@
             <w:tcW w:type="dxa" w:w="2351"/>
           </w:tcPr>
           <w:p>
-            <w:r>
-              <w:t>FPB(8,24)  = ___</w:t>
-            </w:r>
+            <w:pPr>
+              <w:jc w:val="center"/>
+            </w:pPr>
+            <m:oMath>
+              <m:f>
+                <m:fPr/>
+                <m:num>
+                  <m:r>
+                    <m:rPr>
+                      <w:rFonts w:ascii="Cambria Math" w:hAnsi="Cambria Math"/>
+                    </m:rPr>
+                    <m:t>8÷8</m:t>
+                  </m:r>
+                </m:num>
+                <m:den>
+                  <m:r>
+                    <m:rPr>
+                      <w:rFonts w:ascii="Cambria Math" w:hAnsi="Cambria Math"/>
+                    </m:rPr>
+                    <m:t>24÷8</m:t>
+                  </m:r>
+                </m:den>
+              </m:f>
+            </m:oMath>
           </w:p>
         </w:tc>
         <w:tc>
@@ -1115,19 +1246,30 @@
             <w:tcW w:type="dxa" w:w="2351"/>
           </w:tcPr>
           <w:p>
-            <w:r>
-              <w:t>8÷___  / 24÷___</w:t>
-            </w:r>
-          </w:p>
-        </w:tc>
-        <w:tc>
-          <w:tcPr>
-            <w:tcW w:type="dxa" w:w="2351"/>
-          </w:tcPr>
-          <w:p>
-            <w:r>
-              <w:t>___/___</w:t>
-            </w:r>
+            <w:pPr>
+              <w:jc w:val="center"/>
+            </w:pPr>
+            <m:oMath>
+              <m:f>
+                <m:fPr/>
+                <m:num>
+                  <m:r>
+                    <m:rPr>
+                      <w:rFonts w:ascii="Cambria Math" w:hAnsi="Cambria Math"/>
+                    </m:rPr>
+                    <m:t>1</m:t>
+                  </m:r>
+                </m:num>
+                <m:den>
+                  <m:r>
+                    <m:rPr>
+                      <w:rFonts w:ascii="Cambria Math" w:hAnsi="Cambria Math"/>
+                    </m:rPr>
+                    <m:t>3</m:t>
+                  </m:r>
+                </m:den>
+              </m:f>
+            </m:oMath>
           </w:p>
         </w:tc>
       </w:tr>
@@ -1137,8 +1279,47 @@
             <w:tcW w:type="dxa" w:w="2351"/>
           </w:tcPr>
           <w:p>
+            <w:pPr>
+              <w:jc w:val="center"/>
+            </w:pPr>
+            <m:oMath>
+              <m:f>
+                <m:fPr/>
+                <m:num>
+                  <m:r>
+                    <m:rPr>
+                      <w:rFonts w:ascii="Cambria Math" w:hAnsi="Cambria Math"/>
+                    </m:rPr>
+                    <m:t>15</m:t>
+                  </m:r>
+                </m:num>
+                <m:den>
+                  <m:r>
+                    <m:rPr>
+                      <w:rFonts w:ascii="Cambria Math" w:hAnsi="Cambria Math"/>
+                    </m:rPr>
+                    <m:t>25</m:t>
+                  </m:r>
+                </m:den>
+              </m:f>
+            </m:oMath>
+          </w:p>
+        </w:tc>
+        <w:tc>
+          <w:tcPr>
+            <w:tcW w:type="dxa" w:w="2351"/>
+          </w:tcPr>
+          <w:p>
+            <w:pPr>
+              <w:jc w:val="center"/>
+            </w:pPr>
             <w:r>
-              <w:t>15/25</w:t>
+              <w:rPr>
+                <w:b w:val="0"/>
+                <w:i w:val="0"/>
+                <w:sz w:val="20"/>
+              </w:rPr>
+              <w:t>FPB(15,25) = 5</w:t>
             </w:r>
           </w:p>
         </w:tc>
@@ -1147,9 +1328,30 @@
             <w:tcW w:type="dxa" w:w="2351"/>
           </w:tcPr>
           <w:p>
-            <w:r>
-              <w:t>FPB(15,25) = ___</w:t>
-            </w:r>
+            <w:pPr>
+              <w:jc w:val="center"/>
+            </w:pPr>
+            <m:oMath>
+              <m:f>
+                <m:fPr/>
+                <m:num>
+                  <m:r>
+                    <m:rPr>
+                      <w:rFonts w:ascii="Cambria Math" w:hAnsi="Cambria Math"/>
+                    </m:rPr>
+                    <m:t>15÷5</m:t>
+                  </m:r>
+                </m:num>
+                <m:den>
+                  <m:r>
+                    <m:rPr>
+                      <w:rFonts w:ascii="Cambria Math" w:hAnsi="Cambria Math"/>
+                    </m:rPr>
+                    <m:t>25÷5</m:t>
+                  </m:r>
+                </m:den>
+              </m:f>
+            </m:oMath>
           </w:p>
         </w:tc>
         <w:tc>
@@ -1157,19 +1359,30 @@
             <w:tcW w:type="dxa" w:w="2351"/>
           </w:tcPr>
           <w:p>
-            <w:r>
-              <w:t>15÷___ / 25÷___</w:t>
-            </w:r>
-          </w:p>
-        </w:tc>
-        <w:tc>
-          <w:tcPr>
-            <w:tcW w:type="dxa" w:w="2351"/>
-          </w:tcPr>
-          <w:p>
-            <w:r>
-              <w:t>___/___</w:t>
-            </w:r>
+            <w:pPr>
+              <w:jc w:val="center"/>
+            </w:pPr>
+            <m:oMath>
+              <m:f>
+                <m:fPr/>
+                <m:num>
+                  <m:r>
+                    <m:rPr>
+                      <w:rFonts w:ascii="Cambria Math" w:hAnsi="Cambria Math"/>
+                    </m:rPr>
+                    <m:t>3</m:t>
+                  </m:r>
+                </m:num>
+                <m:den>
+                  <m:r>
+                    <m:rPr>
+                      <w:rFonts w:ascii="Cambria Math" w:hAnsi="Cambria Math"/>
+                    </m:rPr>
+                    <m:t>5</m:t>
+                  </m:r>
+                </m:den>
+              </m:f>
+            </m:oMath>
           </w:p>
         </w:tc>
       </w:tr>
@@ -1179,8 +1392,47 @@
             <w:tcW w:type="dxa" w:w="2351"/>
           </w:tcPr>
           <w:p>
+            <w:pPr>
+              <w:jc w:val="center"/>
+            </w:pPr>
+            <m:oMath>
+              <m:f>
+                <m:fPr/>
+                <m:num>
+                  <m:r>
+                    <m:rPr>
+                      <w:rFonts w:ascii="Cambria Math" w:hAnsi="Cambria Math"/>
+                    </m:rPr>
+                    <m:t>20</m:t>
+                  </m:r>
+                </m:num>
+                <m:den>
+                  <m:r>
+                    <m:rPr>
+                      <w:rFonts w:ascii="Cambria Math" w:hAnsi="Cambria Math"/>
+                    </m:rPr>
+                    <m:t>36</m:t>
+                  </m:r>
+                </m:den>
+              </m:f>
+            </m:oMath>
+          </w:p>
+        </w:tc>
+        <w:tc>
+          <w:tcPr>
+            <w:tcW w:type="dxa" w:w="2351"/>
+          </w:tcPr>
+          <w:p>
+            <w:pPr>
+              <w:jc w:val="center"/>
+            </w:pPr>
             <w:r>
-              <w:t>20/36</w:t>
+              <w:rPr>
+                <w:b w:val="0"/>
+                <w:i w:val="0"/>
+                <w:sz w:val="20"/>
+              </w:rPr>
+              <w:t>FPB(20,36) = 4</w:t>
             </w:r>
           </w:p>
         </w:tc>
@@ -1189,9 +1441,30 @@
             <w:tcW w:type="dxa" w:w="2351"/>
           </w:tcPr>
           <w:p>
-            <w:r>
-              <w:t>FPB(20,36) = ___</w:t>
-            </w:r>
+            <w:pPr>
+              <w:jc w:val="center"/>
+            </w:pPr>
+            <m:oMath>
+              <m:f>
+                <m:fPr/>
+                <m:num>
+                  <m:r>
+                    <m:rPr>
+                      <w:rFonts w:ascii="Cambria Math" w:hAnsi="Cambria Math"/>
+                    </m:rPr>
+                    <m:t>20÷4</m:t>
+                  </m:r>
+                </m:num>
+                <m:den>
+                  <m:r>
+                    <m:rPr>
+                      <w:rFonts w:ascii="Cambria Math" w:hAnsi="Cambria Math"/>
+                    </m:rPr>
+                    <m:t>36÷4</m:t>
+                  </m:r>
+                </m:den>
+              </m:f>
+            </m:oMath>
           </w:p>
         </w:tc>
         <w:tc>
@@ -1199,19 +1472,30 @@
             <w:tcW w:type="dxa" w:w="2351"/>
           </w:tcPr>
           <w:p>
-            <w:r>
-              <w:t>20÷___ / 36÷___</w:t>
-            </w:r>
-          </w:p>
-        </w:tc>
-        <w:tc>
-          <w:tcPr>
-            <w:tcW w:type="dxa" w:w="2351"/>
-          </w:tcPr>
-          <w:p>
-            <w:r>
-              <w:t>___/___</w:t>
-            </w:r>
+            <w:pPr>
+              <w:jc w:val="center"/>
+            </w:pPr>
+            <m:oMath>
+              <m:f>
+                <m:fPr/>
+                <m:num>
+                  <m:r>
+                    <m:rPr>
+                      <w:rFonts w:ascii="Cambria Math" w:hAnsi="Cambria Math"/>
+                    </m:rPr>
+                    <m:t>5</m:t>
+                  </m:r>
+                </m:num>
+                <m:den>
+                  <m:r>
+                    <m:rPr>
+                      <w:rFonts w:ascii="Cambria Math" w:hAnsi="Cambria Math"/>
+                    </m:rPr>
+                    <m:t>9</m:t>
+                  </m:r>
+                </m:den>
+              </m:f>
+            </m:oMath>
           </w:p>
         </w:tc>
       </w:tr>
@@ -1224,7 +1508,10 @@
       </w:pPr>
       <w:r>
         <w:rPr>
+          <w:b/>
+          <w:i w:val="0"/>
           <w:color w:val="B45309"/>
+          <w:sz w:val="28"/>
         </w:rPr>
         <w:t>BAGIAN 3 — Penjumlahan &amp; Pengurangan Pecahan 🔢</w:t>
       </w:r>
@@ -1233,6 +1520,7 @@
       <w:r>
         <w:rPr>
           <w:b/>
+          <w:i w:val="0"/>
           <w:sz w:val="22"/>
         </w:rPr>
         <w:t>Soal 4 — Hitung hasil berikut (samakan dulu penyebutnya!):</w:t>
@@ -1242,84 +1530,504 @@
       <w:r>
         <w:rPr>
           <w:b/>
+          <w:i w:val="0"/>
           <w:sz w:val="22"/>
         </w:rPr>
-        <w:t>a. 1/3 + 1/4 = ?</w:t>
+        <w:t xml:space="preserve">a. </w:t>
+      </w:r>
+      <m:oMath>
+        <m:f>
+          <m:fPr/>
+          <m:num>
+            <m:r>
+              <m:rPr>
+                <w:rFonts w:ascii="Cambria Math" w:hAnsi="Cambria Math"/>
+              </m:rPr>
+              <m:t>1</m:t>
+            </m:r>
+          </m:num>
+          <m:den>
+            <m:r>
+              <m:rPr>
+                <w:rFonts w:ascii="Cambria Math" w:hAnsi="Cambria Math"/>
+              </m:rPr>
+              <m:t>3</m:t>
+            </m:r>
+          </m:den>
+        </m:f>
+      </m:oMath>
+      <w:r>
+        <w:rPr>
+          <w:b/>
+          <w:i w:val="0"/>
+          <w:sz w:val="22"/>
+        </w:rPr>
+        <w:t xml:space="preserve"> + </w:t>
+      </w:r>
+      <m:oMath>
+        <m:f>
+          <m:fPr/>
+          <m:num>
+            <m:r>
+              <m:rPr>
+                <w:rFonts w:ascii="Cambria Math" w:hAnsi="Cambria Math"/>
+              </m:rPr>
+              <m:t>1</m:t>
+            </m:r>
+          </m:num>
+          <m:den>
+            <m:r>
+              <m:rPr>
+                <w:rFonts w:ascii="Cambria Math" w:hAnsi="Cambria Math"/>
+              </m:rPr>
+              <m:t>4</m:t>
+            </m:r>
+          </m:den>
+        </m:f>
+      </m:oMath>
+      <w:r>
+        <w:rPr>
+          <w:b/>
+          <w:i w:val="0"/>
+          <w:sz w:val="22"/>
+        </w:rPr>
+        <w:t xml:space="preserve"> = ?</w:t>
       </w:r>
     </w:p>
     <w:p>
       <w:r>
         <w:rPr>
           <w:b w:val="0"/>
+          <w:i w:val="0"/>
           <w:sz w:val="22"/>
         </w:rPr>
-        <w:t xml:space="preserve">  KPK(3,4) = ___</w:t>
+        <w:t xml:space="preserve">  KPK(3,4) = 12</w:t>
       </w:r>
     </w:p>
     <w:p>
       <w:r>
         <w:rPr>
           <w:b w:val="0"/>
+          <w:i w:val="0"/>
           <w:sz w:val="22"/>
         </w:rPr>
-        <w:t xml:space="preserve">  ___/12 + ___/12 = ___/12</w:t>
+        <w:t xml:space="preserve">  </w:t>
       </w:r>
+      <m:oMath>
+        <m:f>
+          <m:fPr/>
+          <m:num>
+            <m:r>
+              <m:rPr>
+                <w:rFonts w:ascii="Cambria Math" w:hAnsi="Cambria Math"/>
+              </m:rPr>
+              <m:t>4</m:t>
+            </m:r>
+          </m:num>
+          <m:den>
+            <m:r>
+              <m:rPr>
+                <w:rFonts w:ascii="Cambria Math" w:hAnsi="Cambria Math"/>
+              </m:rPr>
+              <m:t>12</m:t>
+            </m:r>
+          </m:den>
+        </m:f>
+      </m:oMath>
+      <w:r>
+        <w:rPr>
+          <w:b w:val="0"/>
+          <w:i w:val="0"/>
+          <w:sz w:val="22"/>
+        </w:rPr>
+        <w:t xml:space="preserve"> + </w:t>
+      </w:r>
+      <m:oMath>
+        <m:f>
+          <m:fPr/>
+          <m:num>
+            <m:r>
+              <m:rPr>
+                <w:rFonts w:ascii="Cambria Math" w:hAnsi="Cambria Math"/>
+              </m:rPr>
+              <m:t>3</m:t>
+            </m:r>
+          </m:num>
+          <m:den>
+            <m:r>
+              <m:rPr>
+                <w:rFonts w:ascii="Cambria Math" w:hAnsi="Cambria Math"/>
+              </m:rPr>
+              <m:t>12</m:t>
+            </m:r>
+          </m:den>
+        </m:f>
+      </m:oMath>
+      <w:r>
+        <w:rPr>
+          <w:b w:val="0"/>
+          <w:i w:val="0"/>
+          <w:sz w:val="22"/>
+        </w:rPr>
+        <w:t xml:space="preserve"> = </w:t>
+      </w:r>
+      <m:oMath>
+        <m:f>
+          <m:fPr/>
+          <m:num>
+            <m:r>
+              <m:rPr>
+                <w:rFonts w:ascii="Cambria Math" w:hAnsi="Cambria Math"/>
+              </m:rPr>
+              <m:t>7</m:t>
+            </m:r>
+          </m:num>
+          <m:den>
+            <m:r>
+              <m:rPr>
+                <w:rFonts w:ascii="Cambria Math" w:hAnsi="Cambria Math"/>
+              </m:rPr>
+              <m:t>12</m:t>
+            </m:r>
+          </m:den>
+        </m:f>
+      </m:oMath>
     </w:p>
     <w:p/>
     <w:p>
       <w:r>
         <w:rPr>
           <w:b/>
+          <w:i w:val="0"/>
           <w:sz w:val="22"/>
         </w:rPr>
-        <w:t>b. 3/4 - 1/6 = ?</w:t>
+        <w:t xml:space="preserve">b. </w:t>
+      </w:r>
+      <m:oMath>
+        <m:f>
+          <m:fPr/>
+          <m:num>
+            <m:r>
+              <m:rPr>
+                <w:rFonts w:ascii="Cambria Math" w:hAnsi="Cambria Math"/>
+              </m:rPr>
+              <m:t>3</m:t>
+            </m:r>
+          </m:num>
+          <m:den>
+            <m:r>
+              <m:rPr>
+                <w:rFonts w:ascii="Cambria Math" w:hAnsi="Cambria Math"/>
+              </m:rPr>
+              <m:t>4</m:t>
+            </m:r>
+          </m:den>
+        </m:f>
+      </m:oMath>
+      <w:r>
+        <w:rPr>
+          <w:b/>
+          <w:i w:val="0"/>
+          <w:sz w:val="22"/>
+        </w:rPr>
+        <w:t xml:space="preserve"> - </w:t>
+      </w:r>
+      <m:oMath>
+        <m:f>
+          <m:fPr/>
+          <m:num>
+            <m:r>
+              <m:rPr>
+                <w:rFonts w:ascii="Cambria Math" w:hAnsi="Cambria Math"/>
+              </m:rPr>
+              <m:t>1</m:t>
+            </m:r>
+          </m:num>
+          <m:den>
+            <m:r>
+              <m:rPr>
+                <w:rFonts w:ascii="Cambria Math" w:hAnsi="Cambria Math"/>
+              </m:rPr>
+              <m:t>6</m:t>
+            </m:r>
+          </m:den>
+        </m:f>
+      </m:oMath>
+      <w:r>
+        <w:rPr>
+          <w:b/>
+          <w:i w:val="0"/>
+          <w:sz w:val="22"/>
+        </w:rPr>
+        <w:t xml:space="preserve"> = ?</w:t>
       </w:r>
     </w:p>
     <w:p>
       <w:r>
         <w:rPr>
           <w:b w:val="0"/>
+          <w:i w:val="0"/>
           <w:sz w:val="22"/>
         </w:rPr>
-        <w:t xml:space="preserve">  KPK(4,6) = ___</w:t>
+        <w:t xml:space="preserve">  KPK(4,6) = 12</w:t>
       </w:r>
     </w:p>
     <w:p>
       <w:r>
         <w:rPr>
           <w:b w:val="0"/>
+          <w:i w:val="0"/>
           <w:sz w:val="22"/>
         </w:rPr>
-        <w:t xml:space="preserve">  ___/12 - ___/12 = ___/12</w:t>
+        <w:t xml:space="preserve">  </w:t>
       </w:r>
+      <m:oMath>
+        <m:f>
+          <m:fPr/>
+          <m:num>
+            <m:r>
+              <m:rPr>
+                <w:rFonts w:ascii="Cambria Math" w:hAnsi="Cambria Math"/>
+              </m:rPr>
+              <m:t>9</m:t>
+            </m:r>
+          </m:num>
+          <m:den>
+            <m:r>
+              <m:rPr>
+                <w:rFonts w:ascii="Cambria Math" w:hAnsi="Cambria Math"/>
+              </m:rPr>
+              <m:t>12</m:t>
+            </m:r>
+          </m:den>
+        </m:f>
+      </m:oMath>
+      <w:r>
+        <w:rPr>
+          <w:b w:val="0"/>
+          <w:i w:val="0"/>
+          <w:sz w:val="22"/>
+        </w:rPr>
+        <w:t xml:space="preserve"> - </w:t>
+      </w:r>
+      <m:oMath>
+        <m:f>
+          <m:fPr/>
+          <m:num>
+            <m:r>
+              <m:rPr>
+                <w:rFonts w:ascii="Cambria Math" w:hAnsi="Cambria Math"/>
+              </m:rPr>
+              <m:t>2</m:t>
+            </m:r>
+          </m:num>
+          <m:den>
+            <m:r>
+              <m:rPr>
+                <w:rFonts w:ascii="Cambria Math" w:hAnsi="Cambria Math"/>
+              </m:rPr>
+              <m:t>12</m:t>
+            </m:r>
+          </m:den>
+        </m:f>
+      </m:oMath>
+      <w:r>
+        <w:rPr>
+          <w:b w:val="0"/>
+          <w:i w:val="0"/>
+          <w:sz w:val="22"/>
+        </w:rPr>
+        <w:t xml:space="preserve"> = </w:t>
+      </w:r>
+      <m:oMath>
+        <m:f>
+          <m:fPr/>
+          <m:num>
+            <m:r>
+              <m:rPr>
+                <w:rFonts w:ascii="Cambria Math" w:hAnsi="Cambria Math"/>
+              </m:rPr>
+              <m:t>7</m:t>
+            </m:r>
+          </m:num>
+          <m:den>
+            <m:r>
+              <m:rPr>
+                <w:rFonts w:ascii="Cambria Math" w:hAnsi="Cambria Math"/>
+              </m:rPr>
+              <m:t>12</m:t>
+            </m:r>
+          </m:den>
+        </m:f>
+      </m:oMath>
     </w:p>
     <w:p/>
     <w:p>
       <w:r>
         <w:rPr>
           <w:b/>
+          <w:i w:val="0"/>
           <w:sz w:val="22"/>
         </w:rPr>
-        <w:t>c. 2/5 + 1/3 = ?</w:t>
+        <w:t xml:space="preserve">c. </w:t>
+      </w:r>
+      <m:oMath>
+        <m:f>
+          <m:fPr/>
+          <m:num>
+            <m:r>
+              <m:rPr>
+                <w:rFonts w:ascii="Cambria Math" w:hAnsi="Cambria Math"/>
+              </m:rPr>
+              <m:t>2</m:t>
+            </m:r>
+          </m:num>
+          <m:den>
+            <m:r>
+              <m:rPr>
+                <w:rFonts w:ascii="Cambria Math" w:hAnsi="Cambria Math"/>
+              </m:rPr>
+              <m:t>5</m:t>
+            </m:r>
+          </m:den>
+        </m:f>
+      </m:oMath>
+      <w:r>
+        <w:rPr>
+          <w:b/>
+          <w:i w:val="0"/>
+          <w:sz w:val="22"/>
+        </w:rPr>
+        <w:t xml:space="preserve"> + </w:t>
+      </w:r>
+      <m:oMath>
+        <m:f>
+          <m:fPr/>
+          <m:num>
+            <m:r>
+              <m:rPr>
+                <w:rFonts w:ascii="Cambria Math" w:hAnsi="Cambria Math"/>
+              </m:rPr>
+              <m:t>1</m:t>
+            </m:r>
+          </m:num>
+          <m:den>
+            <m:r>
+              <m:rPr>
+                <w:rFonts w:ascii="Cambria Math" w:hAnsi="Cambria Math"/>
+              </m:rPr>
+              <m:t>3</m:t>
+            </m:r>
+          </m:den>
+        </m:f>
+      </m:oMath>
+      <w:r>
+        <w:rPr>
+          <w:b/>
+          <w:i w:val="0"/>
+          <w:sz w:val="22"/>
+        </w:rPr>
+        <w:t xml:space="preserve"> = ?</w:t>
       </w:r>
     </w:p>
     <w:p>
       <w:r>
         <w:rPr>
           <w:b w:val="0"/>
+          <w:i w:val="0"/>
           <w:sz w:val="22"/>
         </w:rPr>
-        <w:t xml:space="preserve">  KPK(5,3) = ___</w:t>
+        <w:t xml:space="preserve">  KPK(5,3) = 15</w:t>
       </w:r>
     </w:p>
     <w:p>
       <w:r>
         <w:rPr>
           <w:b w:val="0"/>
+          <w:i w:val="0"/>
           <w:sz w:val="22"/>
         </w:rPr>
-        <w:t xml:space="preserve">  ___/15 + ___/15 = ___/15</w:t>
+        <w:t xml:space="preserve">  </w:t>
       </w:r>
+      <m:oMath>
+        <m:f>
+          <m:fPr/>
+          <m:num>
+            <m:r>
+              <m:rPr>
+                <w:rFonts w:ascii="Cambria Math" w:hAnsi="Cambria Math"/>
+              </m:rPr>
+              <m:t>6</m:t>
+            </m:r>
+          </m:num>
+          <m:den>
+            <m:r>
+              <m:rPr>
+                <w:rFonts w:ascii="Cambria Math" w:hAnsi="Cambria Math"/>
+              </m:rPr>
+              <m:t>15</m:t>
+            </m:r>
+          </m:den>
+        </m:f>
+      </m:oMath>
+      <w:r>
+        <w:rPr>
+          <w:b w:val="0"/>
+          <w:i w:val="0"/>
+          <w:sz w:val="22"/>
+        </w:rPr>
+        <w:t xml:space="preserve"> + </w:t>
+      </w:r>
+      <m:oMath>
+        <m:f>
+          <m:fPr/>
+          <m:num>
+            <m:r>
+              <m:rPr>
+                <w:rFonts w:ascii="Cambria Math" w:hAnsi="Cambria Math"/>
+              </m:rPr>
+              <m:t>5</m:t>
+            </m:r>
+          </m:num>
+          <m:den>
+            <m:r>
+              <m:rPr>
+                <w:rFonts w:ascii="Cambria Math" w:hAnsi="Cambria Math"/>
+              </m:rPr>
+              <m:t>15</m:t>
+            </m:r>
+          </m:den>
+        </m:f>
+      </m:oMath>
+      <w:r>
+        <w:rPr>
+          <w:b w:val="0"/>
+          <w:i w:val="0"/>
+          <w:sz w:val="22"/>
+        </w:rPr>
+        <w:t xml:space="preserve"> = </w:t>
+      </w:r>
+      <m:oMath>
+        <m:f>
+          <m:fPr/>
+          <m:num>
+            <m:r>
+              <m:rPr>
+                <w:rFonts w:ascii="Cambria Math" w:hAnsi="Cambria Math"/>
+              </m:rPr>
+              <m:t>11</m:t>
+            </m:r>
+          </m:num>
+          <m:den>
+            <m:r>
+              <m:rPr>
+                <w:rFonts w:ascii="Cambria Math" w:hAnsi="Cambria Math"/>
+              </m:rPr>
+              <m:t>15</m:t>
+            </m:r>
+          </m:den>
+        </m:f>
+      </m:oMath>
     </w:p>
     <w:p/>
     <w:p>
@@ -1329,7 +2037,10 @@
       </w:pPr>
       <w:r>
         <w:rPr>
+          <w:b/>
+          <w:i w:val="0"/>
           <w:color w:val="B45309"/>
+          <w:sz w:val="28"/>
         </w:rPr>
         <w:t>BAGIAN 4 — Soal Cerita Bertingkat (HOTS) 🌟</w:t>
       </w:r>
@@ -1361,6 +2072,8 @@
             </w:r>
             <w:r>
               <w:rPr>
+                <w:b w:val="0"/>
+                <w:i w:val="0"/>
                 <w:sz w:val="21"/>
               </w:rPr>
               <w:t>Pak Danu memiliki sebidang tanah. Ia ingin membagi tanah itu kepada 2 anaknya.</w:t>
@@ -1368,13 +2081,75 @@
             </w:r>
             <w:r>
               <w:rPr>
+                <w:b w:val="0"/>
+                <w:i w:val="0"/>
                 <w:sz w:val="21"/>
               </w:rPr>
-              <w:t>Anak pertama mendapat 3/8 bagian. Anak kedua mendapat 1/4 bagian.</w:t>
+              <w:t xml:space="preserve">Anak pertama mendapat </w:t>
+            </w:r>
+            <m:oMath>
+              <m:f>
+                <m:fPr/>
+                <m:num>
+                  <m:r>
+                    <m:rPr>
+                      <w:rFonts w:ascii="Cambria Math" w:hAnsi="Cambria Math"/>
+                    </m:rPr>
+                    <m:t>3</m:t>
+                  </m:r>
+                </m:num>
+                <m:den>
+                  <m:r>
+                    <m:rPr>
+                      <w:rFonts w:ascii="Cambria Math" w:hAnsi="Cambria Math"/>
+                    </m:rPr>
+                    <m:t>8</m:t>
+                  </m:r>
+                </m:den>
+              </m:f>
+            </m:oMath>
+            <w:r>
+              <w:rPr>
+                <w:b w:val="0"/>
+                <w:i w:val="0"/>
+                <w:sz w:val="21"/>
+              </w:rPr>
+              <w:t xml:space="preserve"> bagian. Anak kedua mendapat </w:t>
+            </w:r>
+            <m:oMath>
+              <m:f>
+                <m:fPr/>
+                <m:num>
+                  <m:r>
+                    <m:rPr>
+                      <w:rFonts w:ascii="Cambria Math" w:hAnsi="Cambria Math"/>
+                    </m:rPr>
+                    <m:t>1</m:t>
+                  </m:r>
+                </m:num>
+                <m:den>
+                  <m:r>
+                    <m:rPr>
+                      <w:rFonts w:ascii="Cambria Math" w:hAnsi="Cambria Math"/>
+                    </m:rPr>
+                    <m:t>4</m:t>
+                  </m:r>
+                </m:den>
+              </m:f>
+            </m:oMath>
+            <w:r>
+              <w:rPr>
+                <w:b w:val="0"/>
+                <w:i w:val="0"/>
+                <w:sz w:val="21"/>
+              </w:rPr>
+              <w:t xml:space="preserve"> bagian.</w:t>
               <w:br/>
             </w:r>
             <w:r>
               <w:rPr>
+                <w:b w:val="0"/>
+                <w:i w:val="0"/>
                 <w:sz w:val="21"/>
               </w:rPr>
               <w:t>Pertanyaan:</w:t>
@@ -1382,6 +2157,8 @@
             </w:r>
             <w:r>
               <w:rPr>
+                <w:b w:val="0"/>
+                <w:i w:val="0"/>
                 <w:sz w:val="21"/>
               </w:rPr>
               <w:t xml:space="preserve">  (a) Berapa total tanah yang sudah dibagi?</w:t>
@@ -1389,6 +2166,8 @@
             </w:r>
             <w:r>
               <w:rPr>
+                <w:b w:val="0"/>
+                <w:i w:val="0"/>
                 <w:sz w:val="21"/>
               </w:rPr>
               <w:t xml:space="preserve">  (b) Berapa sisa tanah yang belum dibagi? (nyatakan dalam pecahan paling sederhana)</w:t>
@@ -1403,6 +2182,7 @@
       <w:r>
         <w:rPr>
           <w:b w:val="0"/>
+          <w:i w:val="0"/>
           <w:sz w:val="22"/>
         </w:rPr>
         <w:t>Penyelesaian (a):</w:t>
@@ -1412,24 +2192,104 @@
       <w:r>
         <w:rPr>
           <w:b w:val="0"/>
+          <w:i w:val="0"/>
           <w:sz w:val="22"/>
         </w:rPr>
-        <w:t>KPK(8, 4) = _____   →   3/8 = ___/___   dan   1/4 = ___/___</w:t>
+        <w:t xml:space="preserve">KPK(8, 4) = 8   →   </w:t>
+      </w:r>
+      <m:oMath>
+        <m:f>
+          <m:fPr/>
+          <m:num>
+            <m:r>
+              <m:rPr>
+                <w:rFonts w:ascii="Cambria Math" w:hAnsi="Cambria Math"/>
+              </m:rPr>
+              <m:t>3</m:t>
+            </m:r>
+          </m:num>
+          <m:den>
+            <m:r>
+              <m:rPr>
+                <w:rFonts w:ascii="Cambria Math" w:hAnsi="Cambria Math"/>
+              </m:rPr>
+              <m:t>8</m:t>
+            </m:r>
+          </m:den>
+        </m:f>
+      </m:oMath>
+      <w:r>
+        <w:rPr>
+          <w:b w:val="0"/>
+          <w:i w:val="0"/>
+          <w:sz w:val="22"/>
+        </w:rPr>
+        <w:t xml:space="preserve"> + </w:t>
+      </w:r>
+      <m:oMath>
+        <m:f>
+          <m:fPr/>
+          <m:num>
+            <m:r>
+              <m:rPr>
+                <w:rFonts w:ascii="Cambria Math" w:hAnsi="Cambria Math"/>
+              </m:rPr>
+              <m:t>2</m:t>
+            </m:r>
+          </m:num>
+          <m:den>
+            <m:r>
+              <m:rPr>
+                <w:rFonts w:ascii="Cambria Math" w:hAnsi="Cambria Math"/>
+              </m:rPr>
+              <m:t>8</m:t>
+            </m:r>
+          </m:den>
+        </m:f>
+      </m:oMath>
+      <w:r>
+        <w:rPr>
+          <w:b w:val="0"/>
+          <w:i w:val="0"/>
+          <w:sz w:val="22"/>
+        </w:rPr>
+        <w:t xml:space="preserve"> = </w:t>
+      </w:r>
+      <m:oMath>
+        <m:f>
+          <m:fPr/>
+          <m:num>
+            <m:r>
+              <m:rPr>
+                <w:rFonts w:ascii="Cambria Math" w:hAnsi="Cambria Math"/>
+              </m:rPr>
+              <m:t>5</m:t>
+            </m:r>
+          </m:num>
+          <m:den>
+            <m:r>
+              <m:rPr>
+                <w:rFonts w:ascii="Cambria Math" w:hAnsi="Cambria Math"/>
+              </m:rPr>
+              <m:t>8</m:t>
+            </m:r>
+          </m:den>
+        </m:f>
+      </m:oMath>
+      <w:r>
+        <w:rPr>
+          <w:b w:val="0"/>
+          <w:i w:val="0"/>
+          <w:sz w:val="22"/>
+        </w:rPr>
+        <w:t xml:space="preserve"> bagian tanah.</w:t>
       </w:r>
     </w:p>
     <w:p>
       <w:r>
         <w:rPr>
           <w:b w:val="0"/>
-          <w:sz w:val="22"/>
-        </w:rPr>
-        <w:t>Total = ___/___ + ___/___ = ___/___</w:t>
-      </w:r>
-    </w:p>
-    <w:p>
-      <w:r>
-        <w:rPr>
-          <w:b w:val="0"/>
+          <w:i w:val="0"/>
           <w:sz w:val="22"/>
         </w:rPr>
         <w:t>Penyelesaian (b):</w:t>
@@ -1439,78 +2299,128 @@
       <w:r>
         <w:rPr>
           <w:b w:val="0"/>
+          <w:i w:val="0"/>
           <w:sz w:val="22"/>
         </w:rPr>
-        <w:t>Sisa = 1 - ___/___ = ___/___ - ___/___ = ___/___</w:t>
+        <w:t xml:space="preserve">Sisa = 1 - </w:t>
       </w:r>
-    </w:p>
-    <w:p>
+      <m:oMath>
+        <m:f>
+          <m:fPr/>
+          <m:num>
+            <m:r>
+              <m:rPr>
+                <w:rFonts w:ascii="Cambria Math" w:hAnsi="Cambria Math"/>
+              </m:rPr>
+              <m:t>5</m:t>
+            </m:r>
+          </m:num>
+          <m:den>
+            <m:r>
+              <m:rPr>
+                <w:rFonts w:ascii="Cambria Math" w:hAnsi="Cambria Math"/>
+              </m:rPr>
+              <m:t>8</m:t>
+            </m:r>
+          </m:den>
+        </m:f>
+      </m:oMath>
       <w:r>
         <w:rPr>
           <w:b w:val="0"/>
+          <w:i w:val="0"/>
           <w:sz w:val="22"/>
         </w:rPr>
-        <w:t>Sederhanakan: FPB = ___ → ___/___ (bentuk paling sederhana)</w:t>
+        <w:t xml:space="preserve"> = </w:t>
+      </w:r>
+      <m:oMath>
+        <m:f>
+          <m:fPr/>
+          <m:num>
+            <m:r>
+              <m:rPr>
+                <w:rFonts w:ascii="Cambria Math" w:hAnsi="Cambria Math"/>
+              </m:rPr>
+              <m:t>8</m:t>
+            </m:r>
+          </m:num>
+          <m:den>
+            <m:r>
+              <m:rPr>
+                <w:rFonts w:ascii="Cambria Math" w:hAnsi="Cambria Math"/>
+              </m:rPr>
+              <m:t>8</m:t>
+            </m:r>
+          </m:den>
+        </m:f>
+      </m:oMath>
+      <w:r>
+        <w:rPr>
+          <w:b w:val="0"/>
+          <w:i w:val="0"/>
+          <w:sz w:val="22"/>
+        </w:rPr>
+        <w:t xml:space="preserve"> - </w:t>
+      </w:r>
+      <m:oMath>
+        <m:f>
+          <m:fPr/>
+          <m:num>
+            <m:r>
+              <m:rPr>
+                <w:rFonts w:ascii="Cambria Math" w:hAnsi="Cambria Math"/>
+              </m:rPr>
+              <m:t>5</m:t>
+            </m:r>
+          </m:num>
+          <m:den>
+            <m:r>
+              <m:rPr>
+                <w:rFonts w:ascii="Cambria Math" w:hAnsi="Cambria Math"/>
+              </m:rPr>
+              <m:t>8</m:t>
+            </m:r>
+          </m:den>
+        </m:f>
+      </m:oMath>
+      <w:r>
+        <w:rPr>
+          <w:b w:val="0"/>
+          <w:i w:val="0"/>
+          <w:sz w:val="22"/>
+        </w:rPr>
+        <w:t xml:space="preserve"> = </w:t>
+      </w:r>
+      <m:oMath>
+        <m:f>
+          <m:fPr/>
+          <m:num>
+            <m:r>
+              <m:rPr>
+                <w:rFonts w:ascii="Cambria Math" w:hAnsi="Cambria Math"/>
+              </m:rPr>
+              <m:t>3</m:t>
+            </m:r>
+          </m:num>
+          <m:den>
+            <m:r>
+              <m:rPr>
+                <w:rFonts w:ascii="Cambria Math" w:hAnsi="Cambria Math"/>
+              </m:rPr>
+              <m:t>8</m:t>
+            </m:r>
+          </m:den>
+        </m:f>
+      </m:oMath>
+      <w:r>
+        <w:rPr>
+          <w:b w:val="0"/>
+          <w:i w:val="0"/>
+          <w:sz w:val="22"/>
+        </w:rPr>
+        <w:t xml:space="preserve"> bagian tanah.</w:t>
       </w:r>
     </w:p>
-    <w:p/>
-    <w:tbl>
-      <w:tblPr>
-        <w:tblW w:type="auto" w:w="0"/>
-        <w:jc w:val="left"/>
-        <w:tblLook w:firstColumn="1" w:firstRow="1" w:lastColumn="0" w:lastRow="0" w:noHBand="0" w:noVBand="1" w:val="04A0"/>
-      </w:tblPr>
-      <w:tblGrid>
-        <w:gridCol w:w="9406"/>
-      </w:tblGrid>
-      <w:tr>
-        <w:tc>
-          <w:tcPr>
-            <w:tcW w:type="dxa" w:w="9406"/>
-            <w:shd w:val="clear" w:color="auto" w:fill="FFF7ED"/>
-          </w:tcPr>
-          <w:p>
-            <w:r>
-              <w:rPr>
-                <w:b/>
-                <w:color w:val="047857"/>
-                <w:sz w:val="22"/>
-              </w:rPr>
-              <w:t>⭐ Refleksi Kelas 6</w:t>
-              <w:br/>
-            </w:r>
-            <w:r>
-              <w:rPr>
-                <w:sz w:val="21"/>
-              </w:rPr>
-              <w:t>Menyamakan penyebut dengan KPK menurutku: □ sudah paham  □ perlu latihan</w:t>
-              <w:br/>
-            </w:r>
-            <w:r>
-              <w:rPr>
-                <w:sz w:val="21"/>
-              </w:rPr>
-              <w:t>Menyederhanakan pecahan dengan FPB: □ sudah lancar  □ masih perlu bimbingan</w:t>
-              <w:br/>
-            </w:r>
-            <w:r>
-              <w:rPr>
-                <w:sz w:val="21"/>
-              </w:rPr>
-              <w:t>Soal cerita HOTS tadi: □ bisa saya selesaikan sendiri  □ perlu bantuan</w:t>
-              <w:br/>
-            </w:r>
-            <w:r>
-              <w:rPr>
-                <w:sz w:val="21"/>
-              </w:rPr>
-              <w:t>Yang mau aku tanyakan: ___________________________</w:t>
-              <w:br/>
-            </w:r>
-          </w:p>
-        </w:tc>
-      </w:tr>
-    </w:tbl>
     <w:p/>
     <w:sectPr>
       <w:pgSz w:w="12240" w:h="15840"/>
